--- a/word_reports/LP_0175_위치_134_Jacques Brel_Ne Me Quitte.docx
+++ b/word_reports/LP_0175_위치_134_Jacques Brel_Ne Me Quitte.docx
@@ -4,7 +4,7 @@
   <w:body>
     <w:p>
       <w:pPr>
-        <w:spacing w:after="280"/>
+        <w:spacing w:after="80"/>
       </w:pPr>
       <w:r>
         <w:rPr w:rFonts="맑은 고딕">
@@ -13,94 +13,47 @@
           <w:color w:val="1E3A8A"/>
           <w:sz w:val="30"/>
         </w:rPr>
-        <w:t>[134] Jacques Brel - Ne Me Quitte Pas</w:t>
+        <w:t>Jacques Brel (자크 브렐) - Ne Me Quitte Pas</w:t>
       </w:r>
     </w:p>
     <w:p>
       <w:pPr>
-        <w:spacing w:after="320"/>
+        <w:spacing w:after="240"/>
       </w:pPr>
       <w:r>
         <w:rPr w:rFonts="맑은 고딕">
           <w:rFonts w:ascii="맑은 고딕" w:hAnsi="맑은 고딕" w:eastAsia="맑은 고딕"/>
           <w:b/>
-          <w:sz w:val="20"/>
+          <w:color w:val="4B5563"/>
+          <w:sz w:val="22"/>
         </w:rPr>
-        <w:t>■ 위치 : 134</w:t>
-        <w:br/>
-      </w:r>
-      <w:r>
-        <w:rPr w:rFonts="맑은 고딕">
-          <w:rFonts w:ascii="맑은 고딕" w:hAnsi="맑은 고딕" w:eastAsia="맑은 고딕"/>
-          <w:b/>
-          <w:sz w:val="20"/>
-        </w:rPr>
-        <w:t>■ 아티스트 : Jacques Brel</w:t>
-        <w:br/>
-      </w:r>
-      <w:r>
-        <w:rPr w:rFonts="맑은 고딕">
-          <w:rFonts w:ascii="맑은 고딕" w:hAnsi="맑은 고딕" w:eastAsia="맑은 고딕"/>
-          <w:b/>
-          <w:sz w:val="20"/>
-        </w:rPr>
-        <w:t>■ 앨범명 : Ne Me Quitte Pas</w:t>
-        <w:br/>
-      </w:r>
-      <w:r>
-        <w:rPr w:rFonts="맑은 고딕">
-          <w:rFonts w:ascii="맑은 고딕" w:hAnsi="맑은 고딕" w:eastAsia="맑은 고딕"/>
-          <w:b w:val="0"/>
-          <w:sz w:val="20"/>
-        </w:rPr>
-        <w:t>■ 음반 레이블 : Barclay</w:t>
-        <w:br/>
-      </w:r>
-      <w:r>
-        <w:rPr w:rFonts="맑은 고딕">
-          <w:rFonts w:ascii="맑은 고딕" w:hAnsi="맑은 고딕" w:eastAsia="맑은 고딕"/>
-          <w:b w:val="0"/>
-          <w:sz w:val="20"/>
-        </w:rPr>
-        <w:t>■ 발매년도 : 1972</w:t>
-        <w:br/>
-      </w:r>
-      <w:r>
-        <w:rPr w:rFonts="맑은 고딕">
-          <w:rFonts w:ascii="맑은 고딕" w:hAnsi="맑은 고딕" w:eastAsia="맑은 고딕"/>
-          <w:b w:val="0"/>
-          <w:sz w:val="20"/>
-        </w:rPr>
-        <w:t>■ 장르 : 샹송 (Chanson), 프렌치 팝 (French Pop)</w:t>
-        <w:br/>
-      </w:r>
-      <w:r>
-        <w:rPr w:rFonts="맑은 고딕">
-          <w:rFonts w:ascii="맑은 고딕" w:hAnsi="맑은 고딕" w:eastAsia="맑은 고딕"/>
-          <w:b w:val="0"/>
-          <w:sz w:val="20"/>
-        </w:rPr>
-        <w:t>■ 주요 수록곡 : 1. Ne Me Quitte Pas</w:t>
-        <w:br/>
+        <w:t>위치 :  134</w:t>
       </w:r>
     </w:p>
     <w:p>
       <w:pPr>
-        <w:spacing w:after="160"/>
+        <w:spacing w:line="324" w:lineRule="auto" w:before="80" w:after="160"/>
       </w:pPr>
       <w:r>
         <w:rPr w:rFonts="맑은 고딕">
           <w:rFonts w:ascii="맑은 고딕" w:hAnsi="맑은 고딕" w:eastAsia="맑은 고딕"/>
           <w:b/>
           <w:color w:val="1F2937"/>
-          <w:sz w:val="24"/>
+          <w:sz w:val="22"/>
         </w:rPr>
-        <w:t>■ 음반 해설 및 감상 가이드</w:t>
+        <w:t xml:space="preserve">[음반 소개] </w:t>
+      </w:r>
+      <w:r>
+        <w:rPr w:rFonts="맑은 고딕">
+          <w:rFonts w:ascii="맑은 고딕" w:hAnsi="맑은 고딕" w:eastAsia="맑은 고딕"/>
+          <w:b w:val="0"/>
+          <w:sz w:val="21"/>
+        </w:rPr>
       </w:r>
     </w:p>
     <w:p>
       <w:pPr>
-        <w:spacing w:line="312" w:lineRule="auto" w:after="120"/>
+        <w:spacing w:line="324" w:lineRule="auto" w:after="120"/>
       </w:pPr>
       <w:r>
         <w:rPr w:rFonts="맑은 고딕">
@@ -108,51 +61,516 @@
           <w:b w:val="0"/>
           <w:sz w:val="21"/>
         </w:rPr>
-        <w:t>20세기 프랑스 예술 가요(Chanson)의 거장이자 위대한 시인, 자크 브렐(Jacques Brel)의 음악적 정수를 담아낸 명반입니다. 1972년 바클레이(Barclay) 레이블을 통해 발매된 이 앨범은, 자크 브렐이 자신의 초기 명곡들을 한층 깊어진 성숙함과 발전된 아날로그 녹음 기술을 바탕으로 다시 불러 수록한 재녹음 음반입니다. 표제곡이자 시대를 초월한 불후의 명작 'Ne Me Quitte Pas(나를 떠나지 마세요)'를 비롯하여 그의 음악 인생을 대표하는 거장의 유산들이 완벽한 세련미를 입고 재탄생한 작품입니다.</w:t>
+        <w:t>인간의 처절한 고독과 찢겨나간 사랑의 비애를 날것 그대로 토해낸 자크 브렐의 《Ne Me Quitte Pas》는 프랑스 샹송의 지평을 영원의 문학으로 끌어올린 불멸의 기념비입니다. 떨리는 숨결과 폭풍처럼 휘몰아치는 오케스트레이션 속에서 터져 나오는 그의 목소리는 단순한 가창을 넘어 한 편의 비극 드라마를 눈앞에 펼쳐 보입니다. 반세기가 지난 오늘날에도 여전히 심장을 저미는 전율을 선사하며, 언어의 장벽을 초월해 인간 본연의 슬픔을 어루만지는 위대한 예술적 유산입니다.</w:t>
       </w:r>
     </w:p>
     <w:p>
       <w:pPr>
-        <w:spacing w:line="312" w:lineRule="auto" w:after="120"/>
+        <w:spacing w:line="324" w:lineRule="auto" w:before="200" w:after="80"/>
       </w:pPr>
+      <w:r>
+        <w:rPr w:rFonts="맑은 고딕">
+          <w:rFonts w:ascii="맑은 고딕" w:hAnsi="맑은 고딕" w:eastAsia="맑은 고딕"/>
+          <w:b/>
+          <w:color w:val="1E3A8A"/>
+          <w:sz w:val="24"/>
+        </w:rPr>
+        <w:t>1. 음반 데이터</w:t>
+      </w:r>
+    </w:p>
+    <w:p>
+      <w:pPr>
+        <w:spacing w:line="324" w:lineRule="auto" w:after="80"/>
+      </w:pPr>
+      <w:r>
+        <w:rPr w:rFonts="맑은 고딕">
+          <w:rFonts w:ascii="맑은 고딕" w:hAnsi="맑은 고딕" w:eastAsia="맑은 고딕"/>
+          <w:b w:val="0"/>
+          <w:color w:val="6B7280"/>
+          <w:sz w:val="21"/>
+        </w:rPr>
+        <w:t xml:space="preserve">· </w:t>
+      </w:r>
+      <w:r>
+        <w:rPr w:rFonts="맑은 고딕">
+          <w:rFonts w:ascii="맑은 고딕" w:hAnsi="맑은 고딕" w:eastAsia="맑은 고딕"/>
+          <w:b/>
+          <w:color w:val="1F2937"/>
+          <w:sz w:val="21"/>
+        </w:rPr>
+        <w:t xml:space="preserve">앨범명: </w:t>
+      </w:r>
       <w:r>
         <w:rPr w:rFonts="맑은 고딕">
           <w:rFonts w:ascii="맑은 고딕" w:hAnsi="맑은 고딕" w:eastAsia="맑은 고딕"/>
           <w:b w:val="0"/>
           <w:sz w:val="21"/>
         </w:rPr>
-        <w:t>자크 브렐의 가창은 단순한 노래의 영역을 넘어 한 편의 처절하고 아름다운 모노드라마를 연상시킵니다. 그는 사랑의 절망과 고독, 인간 존재에 대한 애증을 특유의 시적이면서도 가슴을 찌르는 가사에 실어 전달합니다. 때로는 나지막이 읊조리듯 다가오다 순식간에 폭발적인 절규로 이어지는 그의 독보적인 보컬 스타일은 정교하게 편곡된 오케스트레이션과 어우러져 듣는 이의 감정을 극도로 고조시킵니다.</w:t>
+        <w:t>Ne Me Quitte Pas</w:t>
       </w:r>
     </w:p>
     <w:p>
       <w:pPr>
-        <w:spacing w:line="312" w:lineRule="auto" w:after="120"/>
+        <w:spacing w:line="324" w:lineRule="auto" w:after="80"/>
       </w:pPr>
+      <w:r>
+        <w:rPr w:rFonts="맑은 고딕">
+          <w:rFonts w:ascii="맑은 고딕" w:hAnsi="맑은 고딕" w:eastAsia="맑은 고딕"/>
+          <w:b w:val="0"/>
+          <w:color w:val="6B7280"/>
+          <w:sz w:val="21"/>
+        </w:rPr>
+        <w:t xml:space="preserve">· </w:t>
+      </w:r>
+      <w:r>
+        <w:rPr w:rFonts="맑은 고딕">
+          <w:rFonts w:ascii="맑은 고딕" w:hAnsi="맑은 고딕" w:eastAsia="맑은 고딕"/>
+          <w:b/>
+          <w:color w:val="1F2937"/>
+          <w:sz w:val="21"/>
+        </w:rPr>
+        <w:t xml:space="preserve">아티스트: </w:t>
+      </w:r>
       <w:r>
         <w:rPr w:rFonts="맑은 고딕">
           <w:rFonts w:ascii="맑은 고딕" w:hAnsi="맑은 고딕" w:eastAsia="맑은 고딕"/>
           <w:b w:val="0"/>
           <w:sz w:val="21"/>
         </w:rPr>
-        <w:t>앨범의 포문을 여는 'Ne Me Quitte Pas'는 떠나가는 연인을 향한 처절한 탄원과 애절함이 정점에 달한 곡으로, 첼로와 아날로그 악기들의 스산한 울림이 브렐의 미세한 떨림까지 담아낸 음성과 완벽한 조화를 이룹니다. 이어지는 'Marieke'에서는 플랑드르 지방에 대한 향수와 웅장한 서사를, 'Le Moribond'에서는 죽음을 앞둔 이의 해학적이면서도 씁쓸한 안녕을 들려주며 샹송이라는 장르가 도달할 수 있는 가장 넓은 스펙트럼을 보여줍니다.</w:t>
+        <w:t>Jacques Brel (자크 브렐)</w:t>
       </w:r>
     </w:p>
     <w:p>
       <w:pPr>
-        <w:spacing w:line="312" w:lineRule="auto" w:after="120"/>
+        <w:spacing w:line="324" w:lineRule="auto" w:after="80"/>
       </w:pPr>
+      <w:r>
+        <w:rPr w:rFonts="맑은 고딕">
+          <w:rFonts w:ascii="맑은 고딕" w:hAnsi="맑은 고딕" w:eastAsia="맑은 고딕"/>
+          <w:b w:val="0"/>
+          <w:color w:val="6B7280"/>
+          <w:sz w:val="21"/>
+        </w:rPr>
+        <w:t xml:space="preserve">· </w:t>
+      </w:r>
+      <w:r>
+        <w:rPr w:rFonts="맑은 고딕">
+          <w:rFonts w:ascii="맑은 고딕" w:hAnsi="맑은 고딕" w:eastAsia="맑은 고딕"/>
+          <w:b/>
+          <w:color w:val="1F2937"/>
+          <w:sz w:val="21"/>
+        </w:rPr>
+        <w:t xml:space="preserve">발매 정보: </w:t>
+      </w:r>
       <w:r>
         <w:rPr w:rFonts="맑은 고딕">
           <w:rFonts w:ascii="맑은 고딕" w:hAnsi="맑은 고딕" w:eastAsia="맑은 고딕"/>
           <w:b w:val="0"/>
           <w:sz w:val="21"/>
         </w:rPr>
-        <w:t>이 음반은 니나 시몬, 데이비드 보위, 프랭크 시나트라 등 수많은 세계적 거장들에게 커버되며 현대 대중음악사에 불멸의 영감을 제공했습니다. LP 바이닐의 회전을 통해 전해지는 자크 브렐의 뜨거운 숨소리와 아날로그 특유의 질감은 짙은 고독의 밤, 청자의 영혼에 그 어떤 음악보다 깊고 강렬한 울림을 선사할 것입니다.</w:t>
+        <w:t>1959년 첫 발표 이래 전 세계인을 전율케 했던 세기의 명곡을 주축으로, 1972년 바클레이(Barclay) 레이블에서 프랑수아 로베르(François Rauber)의 장엄한 오케스트레이션 편곡과 함께 원숙미의 정점에서 재녹음하여 발표한 역사적 앨범입니다.</w:t>
+      </w:r>
+    </w:p>
+    <w:p>
+      <w:pPr>
+        <w:spacing w:line="324" w:lineRule="auto" w:after="80"/>
+      </w:pPr>
+      <w:r>
+        <w:rPr w:rFonts="맑은 고딕">
+          <w:rFonts w:ascii="맑은 고딕" w:hAnsi="맑은 고딕" w:eastAsia="맑은 고딕"/>
+          <w:b w:val="0"/>
+          <w:color w:val="6B7280"/>
+          <w:sz w:val="21"/>
+        </w:rPr>
+        <w:t xml:space="preserve">· </w:t>
+      </w:r>
+      <w:r>
+        <w:rPr w:rFonts="맑은 고딕">
+          <w:rFonts w:ascii="맑은 고딕" w:hAnsi="맑은 고딕" w:eastAsia="맑은 고딕"/>
+          <w:b/>
+          <w:color w:val="1F2937"/>
+          <w:sz w:val="21"/>
+        </w:rPr>
+        <w:t xml:space="preserve">LP 인기도(판매량): </w:t>
+      </w:r>
+      <w:r>
+        <w:rPr w:rFonts="맑은 고딕">
+          <w:rFonts w:ascii="맑은 고딕" w:hAnsi="맑은 고딕" w:eastAsia="맑은 고딕"/>
+          <w:b w:val="0"/>
+          <w:sz w:val="21"/>
+        </w:rPr>
+        <w:t>발매 직후 프랑스와 유럽 전역의 차트 상위권을 석권하였으며, 국경과 언어를 넘어 수백만 장 이상의 경이로운 판매고를 올리며 반세기가 넘도록 전 세계 음악 애호가들의 찬사를 받는 스테디셀러로 확고히 자리 잡았습니다.</w:t>
+      </w:r>
+    </w:p>
+    <w:p>
+      <w:pPr>
+        <w:spacing w:line="324" w:lineRule="auto" w:after="80"/>
+      </w:pPr>
+      <w:r>
+        <w:rPr w:rFonts="맑은 고딕">
+          <w:rFonts w:ascii="맑은 고딕" w:hAnsi="맑은 고딕" w:eastAsia="맑은 고딕"/>
+          <w:b w:val="0"/>
+          <w:color w:val="6B7280"/>
+          <w:sz w:val="21"/>
+        </w:rPr>
+        <w:t xml:space="preserve">· </w:t>
+      </w:r>
+      <w:r>
+        <w:rPr w:rFonts="맑은 고딕">
+          <w:rFonts w:ascii="맑은 고딕" w:hAnsi="맑은 고딕" w:eastAsia="맑은 고딕"/>
+          <w:b/>
+          <w:color w:val="1F2937"/>
+          <w:sz w:val="21"/>
+        </w:rPr>
+        <w:t xml:space="preserve">각종 수상경력: </w:t>
+      </w:r>
+      <w:r>
+        <w:rPr w:rFonts="맑은 고딕">
+          <w:rFonts w:ascii="맑은 고딕" w:hAnsi="맑은 고딕" w:eastAsia="맑은 고딕"/>
+          <w:b w:val="0"/>
+          <w:sz w:val="21"/>
+        </w:rPr>
+        <w:t>프랑스 음반 아카데미가 수여하는 최고 권위의 '샤를 크로 아카데미 그랑프리(Grand Prix du Disque)'를 수상하였으며, 유럽 음반 역사상 가장 위대한 샹송 앨범 중 하나로 공인받고 있습니다.</w:t>
+      </w:r>
+    </w:p>
+    <w:p>
+      <w:pPr>
+        <w:spacing w:line="324" w:lineRule="auto" w:before="200" w:after="80"/>
+      </w:pPr>
+      <w:r>
+        <w:rPr w:rFonts="맑은 고딕">
+          <w:rFonts w:ascii="맑은 고딕" w:hAnsi="맑은 고딕" w:eastAsia="맑은 고딕"/>
+          <w:b/>
+          <w:color w:val="1E3A8A"/>
+          <w:sz w:val="24"/>
+        </w:rPr>
+        <w:t>2. 아티스트 정보</w:t>
+      </w:r>
+    </w:p>
+    <w:p>
+      <w:pPr>
+        <w:spacing w:line="324" w:lineRule="auto" w:after="80"/>
+      </w:pPr>
+      <w:r>
+        <w:rPr w:rFonts="맑은 고딕">
+          <w:rFonts w:ascii="맑은 고딕" w:hAnsi="맑은 고딕" w:eastAsia="맑은 고딕"/>
+          <w:b w:val="0"/>
+          <w:color w:val="6B7280"/>
+          <w:sz w:val="21"/>
+        </w:rPr>
+        <w:t xml:space="preserve">· </w:t>
+      </w:r>
+      <w:r>
+        <w:rPr w:rFonts="맑은 고딕">
+          <w:rFonts w:ascii="맑은 고딕" w:hAnsi="맑은 고딕" w:eastAsia="맑은 고딕"/>
+          <w:b/>
+          <w:color w:val="1F2937"/>
+          <w:sz w:val="21"/>
+        </w:rPr>
+        <w:t xml:space="preserve">국적: </w:t>
+      </w:r>
+      <w:r>
+        <w:rPr w:rFonts="맑은 고딕">
+          <w:rFonts w:ascii="맑은 고딕" w:hAnsi="맑은 고딕" w:eastAsia="맑은 고딕"/>
+          <w:b w:val="0"/>
+          <w:sz w:val="21"/>
+        </w:rPr>
+        <w:t>벨기에</w:t>
+      </w:r>
+    </w:p>
+    <w:p>
+      <w:pPr>
+        <w:spacing w:line="324" w:lineRule="auto" w:after="80"/>
+      </w:pPr>
+      <w:r>
+        <w:rPr w:rFonts="맑은 고딕">
+          <w:rFonts w:ascii="맑은 고딕" w:hAnsi="맑은 고딕" w:eastAsia="맑은 고딕"/>
+          <w:b w:val="0"/>
+          <w:color w:val="6B7280"/>
+          <w:sz w:val="21"/>
+        </w:rPr>
+        <w:t xml:space="preserve">· </w:t>
+      </w:r>
+      <w:r>
+        <w:rPr w:rFonts="맑은 고딕">
+          <w:rFonts w:ascii="맑은 고딕" w:hAnsi="맑은 고딕" w:eastAsia="맑은 고딕"/>
+          <w:b/>
+          <w:color w:val="1F2937"/>
+          <w:sz w:val="21"/>
+        </w:rPr>
+        <w:t xml:space="preserve">생몰년도: </w:t>
+      </w:r>
+      <w:r>
+        <w:rPr w:rFonts="맑은 고딕">
+          <w:rFonts w:ascii="맑은 고딕" w:hAnsi="맑은 고딕" w:eastAsia="맑은 고딕"/>
+          <w:b w:val="0"/>
+          <w:sz w:val="21"/>
+        </w:rPr>
+        <w:t>1929년 4월 8일 ~ 1978년 10월 9일</w:t>
+      </w:r>
+    </w:p>
+    <w:p>
+      <w:pPr>
+        <w:spacing w:line="324" w:lineRule="auto" w:after="80"/>
+      </w:pPr>
+      <w:r>
+        <w:rPr w:rFonts="맑은 고딕">
+          <w:rFonts w:ascii="맑은 고딕" w:hAnsi="맑은 고딕" w:eastAsia="맑은 고딕"/>
+          <w:b w:val="0"/>
+          <w:color w:val="6B7280"/>
+          <w:sz w:val="21"/>
+        </w:rPr>
+        <w:t xml:space="preserve">· </w:t>
+      </w:r>
+      <w:r>
+        <w:rPr w:rFonts="맑은 고딕">
+          <w:rFonts w:ascii="맑은 고딕" w:hAnsi="맑은 고딕" w:eastAsia="맑은 고딕"/>
+          <w:b/>
+          <w:color w:val="1F2937"/>
+          <w:sz w:val="21"/>
+        </w:rPr>
+        <w:t xml:space="preserve">그룹 소속: </w:t>
+      </w:r>
+      <w:r>
+        <w:rPr w:rFonts="맑은 고딕">
+          <w:rFonts w:ascii="맑은 고딕" w:hAnsi="맑은 고딕" w:eastAsia="맑은 고딕"/>
+          <w:b w:val="0"/>
+          <w:sz w:val="21"/>
+        </w:rPr>
+        <w:t>솔로</w:t>
+      </w:r>
+    </w:p>
+    <w:p>
+      <w:pPr>
+        <w:spacing w:line="324" w:lineRule="auto" w:after="80"/>
+      </w:pPr>
+      <w:r>
+        <w:rPr w:rFonts="맑은 고딕">
+          <w:rFonts w:ascii="맑은 고딕" w:hAnsi="맑은 고딕" w:eastAsia="맑은 고딕"/>
+          <w:b w:val="0"/>
+          <w:color w:val="6B7280"/>
+          <w:sz w:val="21"/>
+        </w:rPr>
+        <w:t xml:space="preserve">· </w:t>
+      </w:r>
+      <w:r>
+        <w:rPr w:rFonts="맑은 고딕">
+          <w:rFonts w:ascii="맑은 고딕" w:hAnsi="맑은 고딕" w:eastAsia="맑은 고딕"/>
+          <w:b/>
+          <w:color w:val="1F2937"/>
+          <w:sz w:val="21"/>
+        </w:rPr>
+        <w:t xml:space="preserve">아티스트 소개: </w:t>
+      </w:r>
+      <w:r>
+        <w:rPr w:rFonts="맑은 고딕">
+          <w:rFonts w:ascii="맑은 고딕" w:hAnsi="맑은 고딕" w:eastAsia="맑은 고딕"/>
+          <w:b w:val="0"/>
+          <w:sz w:val="21"/>
+        </w:rPr>
+        <w:t>자크 브렐은 철학적 깊이를 지닌 시적인 노랫말과 강렬한 연극적 몰입감을 결합하여 샹송을 순수 예술의 경지로 승화시킨 음유시인입니다. 데이비드 보위, 니나 시몬, 레너드 코언 등 전 세계 거장들에게 지대한 영감을 불어넣으며 20세기 포크와 팝 음악사에 대체 불가능한 거대한 족적을 남겼습니다.</w:t>
+      </w:r>
+    </w:p>
+    <w:p>
+      <w:pPr>
+        <w:spacing w:line="324" w:lineRule="auto" w:before="200" w:after="80"/>
+      </w:pPr>
+      <w:r>
+        <w:rPr w:rFonts="맑은 고딕">
+          <w:rFonts w:ascii="맑은 고딕" w:hAnsi="맑은 고딕" w:eastAsia="맑은 고딕"/>
+          <w:b/>
+          <w:color w:val="1E3A8A"/>
+          <w:sz w:val="24"/>
+        </w:rPr>
+        <w:t>3. 음반 상세 분석</w:t>
+      </w:r>
+    </w:p>
+    <w:p>
+      <w:pPr>
+        <w:spacing w:line="324" w:lineRule="auto" w:after="80"/>
+      </w:pPr>
+      <w:r>
+        <w:rPr w:rFonts="맑은 고딕">
+          <w:rFonts w:ascii="맑은 고딕" w:hAnsi="맑은 고딕" w:eastAsia="맑은 고딕"/>
+          <w:b w:val="0"/>
+          <w:color w:val="6B7280"/>
+          <w:sz w:val="21"/>
+        </w:rPr>
+        <w:t xml:space="preserve">· </w:t>
+      </w:r>
+      <w:r>
+        <w:rPr w:rFonts="맑은 고딕">
+          <w:rFonts w:ascii="맑은 고딕" w:hAnsi="맑은 고딕" w:eastAsia="맑은 고딕"/>
+          <w:b/>
+          <w:color w:val="1F2937"/>
+          <w:sz w:val="21"/>
+        </w:rPr>
+        <w:t xml:space="preserve">역사적 위치: </w:t>
+      </w:r>
+      <w:r>
+        <w:rPr w:rFonts="맑은 고딕">
+          <w:rFonts w:ascii="맑은 고딕" w:hAnsi="맑은 고딕" w:eastAsia="맑은 고딕"/>
+          <w:b w:val="0"/>
+          <w:sz w:val="21"/>
+        </w:rPr>
+        <w:t>프랑스어권 음악을 넘어 20세기 서구 대중음악사에서 가장 극적인 표현주의적 미학을 성취한 걸작입니다. 브렐 특유의 격정적인 낭송조 창법과 오케스트라의 다이내믹이 완벽한 균형을 이루며, '샹송 텍스트의 문학화'를 최고조로 끌어올린 불멸의 명반으로 평가받습니다.</w:t>
+      </w:r>
+    </w:p>
+    <w:p>
+      <w:pPr>
+        <w:spacing w:line="324" w:lineRule="auto" w:after="80"/>
+      </w:pPr>
+      <w:r>
+        <w:rPr w:rFonts="맑은 고딕">
+          <w:rFonts w:ascii="맑은 고딕" w:hAnsi="맑은 고딕" w:eastAsia="맑은 고딕"/>
+          <w:b w:val="0"/>
+          <w:color w:val="6B7280"/>
+          <w:sz w:val="21"/>
+        </w:rPr>
+        <w:t xml:space="preserve">· </w:t>
+      </w:r>
+      <w:r>
+        <w:rPr w:rFonts="맑은 고딕">
+          <w:rFonts w:ascii="맑은 고딕" w:hAnsi="맑은 고딕" w:eastAsia="맑은 고딕"/>
+          <w:b/>
+          <w:color w:val="1F2937"/>
+          <w:sz w:val="21"/>
+        </w:rPr>
+        <w:t xml:space="preserve">시대의 흔적(스토리텔링): </w:t>
+      </w:r>
+      <w:r>
+        <w:rPr w:rFonts="맑은 고딕">
+          <w:rFonts w:ascii="맑은 고딕" w:hAnsi="맑은 고딕" w:eastAsia="맑은 고딕"/>
+          <w:b w:val="0"/>
+          <w:sz w:val="21"/>
+        </w:rPr>
+        <w:t>20세기 중반 전후(戰後)의 허무주의와 실존주의 철학이 유럽 지성계를 지배하던 시절, 청춘들의 상처 입은 내면과 절절한 사랑의 갈망을 가장 날카롭고 진솔하게 대변한 시대의 자화상입니다. 그의 읊조림은 당시 파리의 카바레와 살롱을 가득 메웠던 고뇌하는 청춘들에게 깊은 실존적 위로를 건넸습니다.</w:t>
+      </w:r>
+    </w:p>
+    <w:p>
+      <w:pPr>
+        <w:spacing w:line="324" w:lineRule="auto" w:before="200" w:after="80"/>
+      </w:pPr>
+      <w:r>
+        <w:rPr w:rFonts="맑은 고딕">
+          <w:rFonts w:ascii="맑은 고딕" w:hAnsi="맑은 고딕" w:eastAsia="맑은 고딕"/>
+          <w:b/>
+          <w:color w:val="1E3A8A"/>
+          <w:sz w:val="24"/>
+        </w:rPr>
+        <w:t>4. 주요 수록곡 및 감상 제언</w:t>
+      </w:r>
+    </w:p>
+    <w:p>
+      <w:pPr>
+        <w:spacing w:line="324" w:lineRule="auto" w:after="80"/>
+      </w:pPr>
+      <w:r>
+        <w:rPr w:rFonts="맑은 고딕">
+          <w:rFonts w:ascii="맑은 고딕" w:hAnsi="맑은 고딕" w:eastAsia="맑은 고딕"/>
+          <w:b w:val="0"/>
+          <w:color w:val="6B7280"/>
+          <w:sz w:val="21"/>
+        </w:rPr>
+        <w:t xml:space="preserve">· </w:t>
+      </w:r>
+      <w:r>
+        <w:rPr w:rFonts="맑은 고딕">
+          <w:rFonts w:ascii="맑은 고딕" w:hAnsi="맑은 고딕" w:eastAsia="맑은 고딕"/>
+          <w:b/>
+          <w:color w:val="1F2937"/>
+          <w:sz w:val="21"/>
+        </w:rPr>
+        <w:t xml:space="preserve">주요 수록곡 특징: </w:t>
+      </w:r>
+      <w:r>
+        <w:rPr w:rFonts="맑은 고딕">
+          <w:rFonts w:ascii="맑은 고딕" w:hAnsi="맑은 고딕" w:eastAsia="맑은 고딕"/>
+          <w:b w:val="0"/>
+          <w:sz w:val="21"/>
+        </w:rPr>
+        <w:t>표제곡이자 불후의 명곡인 'Ne Me Quitte Pas(나를 떠나지 말아요)'는 애원에 가까운 비통한 독백과 점층적으로 고조되는 현악이 듣는 이를 압도하며, 고향에 대한 애틋한 그리움을 왈츠풍으로 담아낸 'Marieke'와 인간애의 숭고한 찬가인 'Quand on n'a que l'amour(우리에게 사랑밖에 없다면)'는 브렐의 따스한 낭만과 깊은 서정성을 고스란히 드러냅니다.</w:t>
+      </w:r>
+    </w:p>
+    <w:p>
+      <w:pPr>
+        <w:spacing w:line="324" w:lineRule="auto" w:after="80"/>
+      </w:pPr>
+      <w:r>
+        <w:rPr w:rFonts="맑은 고딕">
+          <w:rFonts w:ascii="맑은 고딕" w:hAnsi="맑은 고딕" w:eastAsia="맑은 고딕"/>
+          <w:b w:val="0"/>
+          <w:color w:val="6B7280"/>
+          <w:sz w:val="21"/>
+        </w:rPr>
+        <w:t xml:space="preserve">· </w:t>
+      </w:r>
+      <w:r>
+        <w:rPr w:rFonts="맑은 고딕">
+          <w:rFonts w:ascii="맑은 고딕" w:hAnsi="맑은 고딕" w:eastAsia="맑은 고딕"/>
+          <w:b/>
+          <w:color w:val="1F2937"/>
+          <w:sz w:val="21"/>
+        </w:rPr>
+        <w:t xml:space="preserve">빈티지 감상 제언: </w:t>
+      </w:r>
+      <w:r>
+        <w:rPr w:rFonts="맑은 고딕">
+          <w:rFonts w:ascii="맑은 고딕" w:hAnsi="맑은 고딕" w:eastAsia="맑은 고딕"/>
+          <w:b w:val="0"/>
+          <w:sz w:val="21"/>
+        </w:rPr>
+        <w:t>턴테이블의 바늘이 소리골을 타고 흐르는 순간, 눅진하고 두터운 아날로그 사운드는 브렐의 거친 호흡과 미세한 목소리의 떨림까지 오롯이 포착해 냅니다. 특히 진공관 앰프 특유의 따스한 질감과 잔향을 통해 감상할 때, 마치 파리의 작은 소극장에서 그의 독백을 눈앞에서 마주하는 듯한 숨 막히는 현장감을 만끽할 수 있습니다.</w:t>
+      </w:r>
+    </w:p>
+    <w:p>
+      <w:pPr>
+        <w:spacing w:line="324" w:lineRule="auto" w:after="80"/>
+      </w:pPr>
+      <w:r>
+        <w:rPr w:rFonts="맑은 고딕">
+          <w:rFonts w:ascii="맑은 고딕" w:hAnsi="맑은 고딕" w:eastAsia="맑은 고딕"/>
+          <w:b w:val="0"/>
+          <w:color w:val="6B7280"/>
+          <w:sz w:val="21"/>
+        </w:rPr>
+        <w:t xml:space="preserve">· </w:t>
+      </w:r>
+      <w:r>
+        <w:rPr w:rFonts="맑은 고딕">
+          <w:rFonts w:ascii="맑은 고딕" w:hAnsi="맑은 고딕" w:eastAsia="맑은 고딕"/>
+          <w:b/>
+          <w:color w:val="1F2937"/>
+          <w:sz w:val="21"/>
+        </w:rPr>
+        <w:t xml:space="preserve">소장 가치: </w:t>
+      </w:r>
+      <w:r>
+        <w:rPr w:rFonts="맑은 고딕">
+          <w:rFonts w:ascii="맑은 고딕" w:hAnsi="맑은 고딕" w:eastAsia="맑은 고딕"/>
+          <w:b w:val="0"/>
+          <w:sz w:val="21"/>
+        </w:rPr>
+        <w:t>단순한 가요 음반을 넘어 문학과 연극, 음악이 삼위일체를 이룬 20세기 예술의 정수로서, 오리지널 바이닐이 품고 있는 음향적 깊이와 온기는 시대를 초월해 진정한 LP 컬렉터라면 필히 소장해야 할 불변의 가치를 지닙니다.</w:t>
+      </w:r>
+    </w:p>
+    <w:p>
+      <w:pPr>
+        <w:spacing w:line="324" w:lineRule="auto" w:after="120" w:before="160"/>
+      </w:pPr>
+      <w:r>
+        <w:rPr w:rFonts="맑은 고딕">
+          <w:rFonts w:ascii="맑은 고딕" w:hAnsi="맑은 고딕" w:eastAsia="맑은 고딕"/>
+          <w:b/>
+          <w:color w:val="4338CA"/>
+          <w:sz w:val="21"/>
+        </w:rPr>
+        <w:t>이 음반을 통해 가슴을 후벼파는 처절한 시적 독백과 바이닐의 온기가 전해주는 감동을 다시 한번 경험해 보시는 것은 어떨까요?</w:t>
       </w:r>
     </w:p>
     <w:sectPr>
       <w:pgSz w:w="12240" w:h="15840"/>
-      <w:pgMar w:top="1440" w:right="1440" w:bottom="1440" w:left="1440" w:header="720" w:footer="720" w:gutter="0"/>
+      <w:pgMar w:top="1152" w:right="1296" w:bottom="1152" w:left="1296" w:header="720" w:footer="720" w:gutter="0"/>
       <w:cols w:space="720"/>
       <w:docGrid w:linePitch="360"/>
     </w:sectPr>

--- a/word_reports/LP_0175_위치_134_Jacques Brel_Ne Me Quitte.docx
+++ b/word_reports/LP_0175_위치_134_Jacques Brel_Ne Me Quitte.docx
@@ -32,7 +32,7 @@
     </w:p>
     <w:p>
       <w:pPr>
-        <w:spacing w:line="324" w:lineRule="auto" w:before="80" w:after="160"/>
+        <w:spacing w:line="324" w:lineRule="auto" w:before="80" w:after="120"/>
       </w:pPr>
       <w:r>
         <w:rPr w:rFonts="맑은 고딕">
@@ -42,13 +42,6 @@
           <w:sz w:val="22"/>
         </w:rPr>
         <w:t xml:space="preserve">[음반 소개] </w:t>
-      </w:r>
-      <w:r>
-        <w:rPr w:rFonts="맑은 고딕">
-          <w:rFonts w:ascii="맑은 고딕" w:hAnsi="맑은 고딕" w:eastAsia="맑은 고딕"/>
-          <w:b w:val="0"/>
-          <w:sz w:val="21"/>
-        </w:rPr>
       </w:r>
     </w:p>
     <w:p>
@@ -61,7 +54,33 @@
           <w:b w:val="0"/>
           <w:sz w:val="21"/>
         </w:rPr>
-        <w:t>인간의 처절한 고독과 찢겨나간 사랑의 비애를 날것 그대로 토해낸 자크 브렐의 《Ne Me Quitte Pas》는 프랑스 샹송의 지평을 영원의 문학으로 끌어올린 불멸의 기념비입니다. 떨리는 숨결과 폭풍처럼 휘몰아치는 오케스트레이션 속에서 터져 나오는 그의 목소리는 단순한 가창을 넘어 한 편의 비극 드라마를 눈앞에 펼쳐 보입니다. 반세기가 지난 오늘날에도 여전히 심장을 저미는 전율을 선사하며, 언어의 장벽을 초월해 인간 본연의 슬픔을 어루만지는 위대한 예술적 유산입니다.</w:t>
+        <w:t>인간 실존의 비극과 사랑의 처절한 굴복을 이토록 처연하고도 웅장하게 응시한 예술가가 대중음악사에 과연 몇이나 존재했을까요. 20세기 프랑스어권 문화가 낳은 가장 위대한 음유시인이자 영혼의 절규자, 자크 브렐(Jacques Brel)의 《Ne Me Quitte Pas》는 단순한 대중가요 음반의 영역을 아득히 뛰어넘어 한 편의 실존주의 문학이자 서사시적인 독백극으로 자리매김한 불멸의 명반입니다. 연인과의 비극적인 이별 앞에서 무너져 내리며 "날 떠나지 말아요, 당신의 그림자의 그림자라도 되게 해달라"고 처절하게 애원하는 표제곡을 중심으로 엮인 이 음반은, 인간이 느낄 수 있는 슬픔과 집착, 그리고 사랑의 가장 밑바닥 감정을 가식 없이 길어 올려 듣는 이의 심장에 깊숙이 각인시킵니다.</w:t>
+      </w:r>
+    </w:p>
+    <w:p>
+      <w:pPr>
+        <w:spacing w:line="324" w:lineRule="auto" w:after="120"/>
+      </w:pPr>
+      <w:r>
+        <w:rPr w:rFonts="맑은 고딕">
+          <w:rFonts w:ascii="맑은 고딕" w:hAnsi="맑은 고딕" w:eastAsia="맑은 고딕"/>
+          <w:b w:val="0"/>
+          <w:sz w:val="21"/>
+        </w:rPr>
+        <w:t>브렐의 음악적 세계관은 낭만적 감상주의에 안주하던 전통 샹송의 문법을 단숨에 해체하고 재구성했습니다. 그는 무대 위에서 땀을 비 오듯 쏟아내며 자신의 온 생명력을 소진하듯 노래했고, 그의 거친 숨결과 극적인 크레셴도(Crescendo)는 듣는 이의 호흡마저 멎게 만들었습니다. 1959년 처음 세상에 빛을 본 이래, 1972년 프랑수아 라베의 격조 높은 편곡과 함께 더욱 원숙하고 비장한 호흡으로 재녹음된 이 앨범은 프랑스 문화권을 넘어 영미권의 팝과 재즈 거장들에게까지 지대한 영감을 주며 포퓰러 뮤직이 도달할 수 있는 가장 숭고한 예술적 정점으로 공인받았습니다.</w:t>
+      </w:r>
+    </w:p>
+    <w:p>
+      <w:pPr>
+        <w:spacing w:line="324" w:lineRule="auto" w:after="120"/>
+      </w:pPr>
+      <w:r>
+        <w:rPr w:rFonts="맑은 고딕">
+          <w:rFonts w:ascii="맑은 고딕" w:hAnsi="맑은 고딕" w:eastAsia="맑은 고딕"/>
+          <w:b w:val="0"/>
+          <w:sz w:val="21"/>
+        </w:rPr>
+        <w:t>반세기가 훌쩍 넘는 성상의 강물이 흘렀음에도 이 음반이 여전히 전율을 일으키는 이유는, 삶의 유한함과 덧없는 사랑의 비극을 정면으로 마주하는 브렐의 치열한 예술적 진정성 때문입니다. 낡은 턴테이블 위에서 검은 바이닐이 회전하며 피어올리는 브렐의 떨리는 바리톤은, 세월의 더께를 걷어내고 상처 입은 모든 청춘과 고독한 영혼들을 따스하면서도 시리도록 아름답게 어루만져 줍니다.</w:t>
       </w:r>
     </w:p>
     <w:p>
@@ -168,7 +187,7 @@
           <w:b w:val="0"/>
           <w:sz w:val="21"/>
         </w:rPr>
-        <w:t>1959년 첫 발표 이래 전 세계인을 전율케 했던 세기의 명곡을 주축으로, 1972년 바클레이(Barclay) 레이블에서 프랑수아 로베르(François Rauber)의 장엄한 오케스트레이션 편곡과 함께 원숙미의 정점에서 재녹음하여 발표한 역사적 앨범입니다.</w:t>
+        <w:t>1959년 초연된 원곡의 위대한 유산을 바탕으로, 1972년 바클레이(Barclay) 레이블에서 프랑수아 라베(François Rauber)의 오케스트레이션 지휘 아래 더욱 깊어진 성숙미와 웅장한 사운드로 전곡을 재녹음하여 발표한 역사적 결정판.</w:t>
       </w:r>
     </w:p>
     <w:p>
@@ -199,7 +218,7 @@
           <w:b w:val="0"/>
           <w:sz w:val="21"/>
         </w:rPr>
-        <w:t>발매 직후 프랑스와 유럽 전역의 차트 상위권을 석권하였으며, 국경과 언어를 넘어 수백만 장 이상의 경이로운 판매고를 올리며 반세기가 넘도록 전 세계 음악 애호가들의 찬사를 받는 스테디셀러로 확고히 자리 잡았습니다.</w:t>
+        <w:t>발매 직후 프랑스와 벨기에 등 유럽 전역의 음반 차트 정상을 석권하였으며, 전 세계적으로 수백만 장 이상의 누적 판매고를 기록하며 프랑스 대중음악 역사상 가장 상업적·비평적으로 성공한 레코드 중 하나로 손꼽힘.</w:t>
       </w:r>
     </w:p>
     <w:p>
@@ -230,7 +249,7 @@
           <w:b w:val="0"/>
           <w:sz w:val="21"/>
         </w:rPr>
-        <w:t>프랑스 음반 아카데미가 수여하는 최고 권위의 '샤를 크로 아카데미 그랑프리(Grand Prix du Disque)'를 수상하였으며, 유럽 음반 역사상 가장 위대한 샹송 앨범 중 하나로 공인받고 있습니다.</w:t>
+        <w:t>프랑스 음반계 최고 권위의 '아카데미 샤를 크로(Académie Charles Cros)' 그랑프리 수상을 비롯하여 프랑스 문화부 및 유네스코 세계 문화유산급 대중예술 명반으로 영구 헌정됨.</w:t>
       </w:r>
     </w:p>
     <w:p>
@@ -275,7 +294,7 @@
           <w:b w:val="0"/>
           <w:sz w:val="21"/>
         </w:rPr>
-        <w:t>벨기에</w:t>
+        <w:t>벨기에 (주요 활동 거점: 프랑스)</w:t>
       </w:r>
     </w:p>
     <w:p>
@@ -337,7 +356,7 @@
           <w:b w:val="0"/>
           <w:sz w:val="21"/>
         </w:rPr>
-        <w:t>솔로</w:t>
+        <w:t>솔로 (Singer-Songwriter / Chansonnier)</w:t>
       </w:r>
     </w:p>
     <w:p>
@@ -368,7 +387,7 @@
           <w:b w:val="0"/>
           <w:sz w:val="21"/>
         </w:rPr>
-        <w:t>자크 브렐은 철학적 깊이를 지닌 시적인 노랫말과 강렬한 연극적 몰입감을 결합하여 샹송을 순수 예술의 경지로 승화시킨 음유시인입니다. 데이비드 보위, 니나 시몬, 레너드 코언 등 전 세계 거장들에게 지대한 영감을 불어넣으며 20세기 포크와 팝 음악사에 대체 불가능한 거대한 족적을 남겼습니다.</w:t>
+        <w:t>자크 브렐은 프랑스어권 대중음악(샹송)을 단순한 유행가에서 고결한 시(詩)와 극예술의 경지로 승화시킨 20세기 최고의 음유시인입니다. 인간의 실존적 고뇌, 위선에 대한 조롱, 찰나의 사랑과 죽음을 관통하는 날카로운 철학적 통찰을 통해 대중음악사에 거대한 족적을 남긴 전설적인 거장입니다.</w:t>
       </w:r>
     </w:p>
     <w:p>
@@ -413,7 +432,7 @@
           <w:b w:val="0"/>
           <w:sz w:val="21"/>
         </w:rPr>
-        <w:t>프랑스어권 음악을 넘어 20세기 서구 대중음악사에서 가장 극적인 표현주의적 미학을 성취한 걸작입니다. 브렐 특유의 격정적인 낭송조 창법과 오케스트라의 다이내믹이 완벽한 균형을 이루며, '샹송 텍스트의 문학화'를 최고조로 끌어올린 불멸의 명반으로 평가받습니다.</w:t>
+        <w:t>샹송 문학주의(Chanson à texte)의 기념비적 정점이자, 대중음악이 정통 클래식 오케스트라 편곡과 조우하여 이룩할 수 있는 궁극의 드라마틱한 서사 구조를 완벽하게 제시한 걸작입니다.</w:t>
       </w:r>
     </w:p>
     <w:p>
@@ -444,7 +463,7 @@
           <w:b w:val="0"/>
           <w:sz w:val="21"/>
         </w:rPr>
-        <w:t>20세기 중반 전후(戰後)의 허무주의와 실존주의 철학이 유럽 지성계를 지배하던 시절, 청춘들의 상처 입은 내면과 절절한 사랑의 갈망을 가장 날카롭고 진솔하게 대변한 시대의 자화상입니다. 그의 읊조림은 당시 파리의 카바레와 살롱을 가득 메웠던 고뇌하는 청춘들에게 깊은 실존적 위로를 건넸습니다.</w:t>
+        <w:t>전후의 상흔과 68혁명의 격동을 거치며 환멸과 실존적 불안에 휩싸였던 유럽 청년들에게, 브렐의 처절하도록 진솔한 고백은 허상을 걷어낸 영혼의 거울이자 가장 뜨거운 서정적 위로였습니다.</w:t>
       </w:r>
     </w:p>
     <w:p>
@@ -489,7 +508,7 @@
           <w:b w:val="0"/>
           <w:sz w:val="21"/>
         </w:rPr>
-        <w:t>표제곡이자 불후의 명곡인 'Ne Me Quitte Pas(나를 떠나지 말아요)'는 애원에 가까운 비통한 독백과 점층적으로 고조되는 현악이 듣는 이를 압도하며, 고향에 대한 애틋한 그리움을 왈츠풍으로 담아낸 'Marieke'와 인간애의 숭고한 찬가인 'Quand on n'a que l'amour(우리에게 사랑밖에 없다면)'는 브렐의 따스한 낭만과 깊은 서정성을 고스란히 드러냅니다.</w:t>
+        <w:t>표제곡 〈Ne Me Quitte Pas〉는 미니멀한 피아노와 현악 오케스트레이션 위로 비장하게 치닫는 브렐의 절규가 압도적이며, 왈츠의 가속도로 인생의 덧없음을 은유한 〈La Valse À Mille Temps〉, 황량한 플랑드르 평원에 바치는 시적 헌사 〈Le Plat Pays〉, 그리고 사랑만이 삶의 구원임을 역설하는 〈Quand On N'a Que L'amour〉 등 수록곡 전편이 한 편의 비극 드라마 같은 묵직한 서정미를 자랑합니다.</w:t>
       </w:r>
     </w:p>
     <w:p>
@@ -520,7 +539,7 @@
           <w:b w:val="0"/>
           <w:sz w:val="21"/>
         </w:rPr>
-        <w:t>턴테이블의 바늘이 소리골을 타고 흐르는 순간, 눅진하고 두터운 아날로그 사운드는 브렐의 거친 호흡과 미세한 목소리의 떨림까지 오롯이 포착해 냅니다. 특히 진공관 앰프 특유의 따스한 질감과 잔향을 통해 감상할 때, 마치 파리의 작은 소극장에서 그의 독백을 눈앞에서 마주하는 듯한 숨 막히는 현장감을 만끽할 수 있습니다.</w:t>
+        <w:t>브렐의 폭발적인 성량과 미세한 숨소리, 떨리는 비브라토와 극적인 다이내믹의 대비는 아날로그 LP 특유의 밀도 높은 중역대와 질감을 만났을 때 비로소 온전히 구현됩니다. 진공관 앰프의 온기와 묵직한 턴테이블의 회전을 통해 울려 퍼지는 오케스트라의 배음은 청자를 1970년대 파리의 올랭피아 극장 로열석으로 초대하는 듯한 생생한 현장감을 선사합니다.</w:t>
       </w:r>
     </w:p>
     <w:p>
@@ -551,7 +570,7 @@
           <w:b w:val="0"/>
           <w:sz w:val="21"/>
         </w:rPr>
-        <w:t>단순한 가요 음반을 넘어 문학과 연극, 음악이 삼위일체를 이룬 20세기 예술의 정수로서, 오리지널 바이닐이 품고 있는 음향적 깊이와 온기는 시대를 초월해 진정한 LP 컬렉터라면 필히 소장해야 할 불변의 가치를 지닙니다.</w:t>
+        <w:t>대중음악과 고전문학, 오페라적 연극성이 완벽하게 융화된 20세기 인류 문화의 찬란한 유산으로, 진정한 아날로그 사운드의 영혼과 인간의 가장 순수한 비극성을 경험하고자 하는 오디오파일 및 바이닐 컬렉터라면 필히 소장해야 할 마스터피스입니다.</w:t>
       </w:r>
     </w:p>
     <w:p>
@@ -565,7 +584,7 @@
           <w:color w:val="4338CA"/>
           <w:sz w:val="21"/>
         </w:rPr>
-        <w:t>이 음반을 통해 가슴을 후벼파는 처절한 시적 독백과 바이닐의 온기가 전해주는 감동을 다시 한번 경험해 보시는 것은 어떨까요?</w:t>
+        <w:t>이 음반을 통해 자크 브렐의 처절하도록 찬란한 예술혼과 시대를 초월한 순수한 사랑의 비가가 전해주는 감동을 다시 한번 경험해 보시는 것은 어떨까요?</w:t>
       </w:r>
     </w:p>
     <w:sectPr>
